--- a/Esey/PREDLOŽAK KV2.docx
+++ b/Esey/PREDLOŽAK KV2.docx
@@ -40,6 +40,7 @@
         <w:t>.</w:t>
       </w:r>
     </w:p>
+    <w:p/>
     <w:p>
       <w:pPr>
         <w:pStyle w:val="Heading2"/>
@@ -4546,6 +4547,7 @@
   <w:style w:type="character" w:default="1" w:styleId="DefaultParagraphFont">
     <w:name w:val="Default Paragraph Font"/>
     <w:uiPriority w:val="1"/>
+    <w:semiHidden/>
     <w:unhideWhenUsed/>
   </w:style>
   <w:style w:type="table" w:default="1" w:styleId="TableNormal">

--- a/Esey/PREDLOŽAK KV2.docx
+++ b/Esey/PREDLOŽAK KV2.docx
@@ -105,9 +105,9 @@
           <w:rFonts w:ascii="Times New Roman" w:eastAsia="Times New Roman" w:hAnsi="Times New Roman" w:cs="Times New Roman"/>
           <w:sz w:val="24"/>
           <w:szCs w:val="24"/>
-          <w:lang w:val="en-US"/>
-        </w:rPr>
-      </w:pPr>
+        </w:rPr>
+      </w:pPr>
+      <w:bookmarkStart w:id="1" w:name="_Hlk200976582"/>
       <w:proofErr w:type="gramStart"/>
       <w:r>
         <w:rPr>
@@ -125,7 +125,15 @@
           <w:szCs w:val="24"/>
           <w:lang w:val="en-US"/>
         </w:rPr>
-        <w:t xml:space="preserve">  Kako</w:t>
+        <w:t xml:space="preserve">  </w:t>
+      </w:r>
+      <w:r>
+        <w:rPr>
+          <w:rFonts w:ascii="Times New Roman" w:eastAsia="Times New Roman" w:hAnsi="Times New Roman" w:cs="Times New Roman"/>
+          <w:sz w:val="24"/>
+          <w:szCs w:val="24"/>
+        </w:rPr>
+        <w:t>Kako</w:t>
       </w:r>
       <w:proofErr w:type="gramEnd"/>
       <w:r>
@@ -133,7 +141,6 @@
           <w:rFonts w:ascii="Times New Roman" w:eastAsia="Times New Roman" w:hAnsi="Times New Roman" w:cs="Times New Roman"/>
           <w:sz w:val="24"/>
           <w:szCs w:val="24"/>
-          <w:lang w:val="en-US"/>
         </w:rPr>
         <w:t xml:space="preserve"> se </w:t>
       </w:r>
@@ -143,7 +150,6 @@
           <w:rFonts w:ascii="Times New Roman" w:eastAsia="Times New Roman" w:hAnsi="Times New Roman" w:cs="Times New Roman"/>
           <w:sz w:val="24"/>
           <w:szCs w:val="24"/>
-          <w:lang w:val="en-US"/>
         </w:rPr>
         <w:t>broj</w:t>
       </w:r>
@@ -153,17 +159,15 @@
           <w:rFonts w:ascii="Times New Roman" w:eastAsia="Times New Roman" w:hAnsi="Times New Roman" w:cs="Times New Roman"/>
           <w:sz w:val="24"/>
           <w:szCs w:val="24"/>
-          <w:lang w:val="en-US"/>
-        </w:rPr>
-        <w:t xml:space="preserve"> </w:t>
-      </w:r>
-      <w:proofErr w:type="spellStart"/>
-      <w:r>
-        <w:rPr>
-          <w:rFonts w:ascii="Times New Roman" w:eastAsia="Times New Roman" w:hAnsi="Times New Roman" w:cs="Times New Roman"/>
-          <w:sz w:val="24"/>
-          <w:szCs w:val="24"/>
-          <w:lang w:val="en-US"/>
+        </w:rPr>
+        <w:t xml:space="preserve"> </w:t>
+      </w:r>
+      <w:proofErr w:type="spellStart"/>
+      <w:r>
+        <w:rPr>
+          <w:rFonts w:ascii="Times New Roman" w:eastAsia="Times New Roman" w:hAnsi="Times New Roman" w:cs="Times New Roman"/>
+          <w:sz w:val="24"/>
+          <w:szCs w:val="24"/>
         </w:rPr>
         <w:t>osvojenih</w:t>
       </w:r>
@@ -173,17 +177,15 @@
           <w:rFonts w:ascii="Times New Roman" w:eastAsia="Times New Roman" w:hAnsi="Times New Roman" w:cs="Times New Roman"/>
           <w:sz w:val="24"/>
           <w:szCs w:val="24"/>
-          <w:lang w:val="en-US"/>
-        </w:rPr>
-        <w:t xml:space="preserve"> </w:t>
-      </w:r>
-      <w:proofErr w:type="spellStart"/>
-      <w:r>
-        <w:rPr>
-          <w:rFonts w:ascii="Times New Roman" w:eastAsia="Times New Roman" w:hAnsi="Times New Roman" w:cs="Times New Roman"/>
-          <w:sz w:val="24"/>
-          <w:szCs w:val="24"/>
-          <w:lang w:val="en-US"/>
+        </w:rPr>
+        <w:t xml:space="preserve"> </w:t>
+      </w:r>
+      <w:proofErr w:type="spellStart"/>
+      <w:r>
+        <w:rPr>
+          <w:rFonts w:ascii="Times New Roman" w:eastAsia="Times New Roman" w:hAnsi="Times New Roman" w:cs="Times New Roman"/>
+          <w:sz w:val="24"/>
+          <w:szCs w:val="24"/>
         </w:rPr>
         <w:t>medalja</w:t>
       </w:r>
@@ -193,37 +195,15 @@
           <w:rFonts w:ascii="Times New Roman" w:eastAsia="Times New Roman" w:hAnsi="Times New Roman" w:cs="Times New Roman"/>
           <w:sz w:val="24"/>
           <w:szCs w:val="24"/>
-          <w:lang w:val="en-US"/>
-        </w:rPr>
-        <w:t xml:space="preserve"> po </w:t>
-      </w:r>
-      <w:proofErr w:type="spellStart"/>
-      <w:r>
-        <w:rPr>
-          <w:rFonts w:ascii="Times New Roman" w:eastAsia="Times New Roman" w:hAnsi="Times New Roman" w:cs="Times New Roman"/>
-          <w:sz w:val="24"/>
-          <w:szCs w:val="24"/>
-          <w:lang w:val="en-US"/>
-        </w:rPr>
-        <w:t>državama</w:t>
-      </w:r>
-      <w:proofErr w:type="spellEnd"/>
-      <w:r>
-        <w:rPr>
-          <w:rFonts w:ascii="Times New Roman" w:eastAsia="Times New Roman" w:hAnsi="Times New Roman" w:cs="Times New Roman"/>
-          <w:sz w:val="24"/>
-          <w:szCs w:val="24"/>
-          <w:lang w:val="en-US"/>
-        </w:rPr>
-        <w:t xml:space="preserve"> </w:t>
-      </w:r>
-      <w:proofErr w:type="spellStart"/>
-      <w:r>
-        <w:rPr>
-          <w:rFonts w:ascii="Times New Roman" w:eastAsia="Times New Roman" w:hAnsi="Times New Roman" w:cs="Times New Roman"/>
-          <w:sz w:val="24"/>
-          <w:szCs w:val="24"/>
-          <w:lang w:val="en-US"/>
+        </w:rPr>
+        <w:t xml:space="preserve"> </w:t>
+      </w:r>
+      <w:proofErr w:type="spellStart"/>
+      <w:r>
+        <w:rPr>
+          <w:rFonts w:ascii="Times New Roman" w:eastAsia="Times New Roman" w:hAnsi="Times New Roman" w:cs="Times New Roman"/>
+          <w:sz w:val="24"/>
+          <w:szCs w:val="24"/>
         </w:rPr>
         <w:t>mijenjao</w:t>
       </w:r>
@@ -233,17 +213,15 @@
           <w:rFonts w:ascii="Times New Roman" w:eastAsia="Times New Roman" w:hAnsi="Times New Roman" w:cs="Times New Roman"/>
           <w:sz w:val="24"/>
           <w:szCs w:val="24"/>
-          <w:lang w:val="en-US"/>
-        </w:rPr>
-        <w:t xml:space="preserve"> </w:t>
-      </w:r>
-      <w:proofErr w:type="spellStart"/>
-      <w:r>
-        <w:rPr>
-          <w:rFonts w:ascii="Times New Roman" w:eastAsia="Times New Roman" w:hAnsi="Times New Roman" w:cs="Times New Roman"/>
-          <w:sz w:val="24"/>
-          <w:szCs w:val="24"/>
-          <w:lang w:val="en-US"/>
+        </w:rPr>
+        <w:t xml:space="preserve"> </w:t>
+      </w:r>
+      <w:proofErr w:type="spellStart"/>
+      <w:r>
+        <w:rPr>
+          <w:rFonts w:ascii="Times New Roman" w:eastAsia="Times New Roman" w:hAnsi="Times New Roman" w:cs="Times New Roman"/>
+          <w:sz w:val="24"/>
+          <w:szCs w:val="24"/>
         </w:rPr>
         <w:t>kroz</w:t>
       </w:r>
@@ -253,17 +231,15 @@
           <w:rFonts w:ascii="Times New Roman" w:eastAsia="Times New Roman" w:hAnsi="Times New Roman" w:cs="Times New Roman"/>
           <w:sz w:val="24"/>
           <w:szCs w:val="24"/>
-          <w:lang w:val="en-US"/>
-        </w:rPr>
-        <w:t xml:space="preserve"> </w:t>
-      </w:r>
-      <w:proofErr w:type="spellStart"/>
-      <w:r>
-        <w:rPr>
-          <w:rFonts w:ascii="Times New Roman" w:eastAsia="Times New Roman" w:hAnsi="Times New Roman" w:cs="Times New Roman"/>
-          <w:sz w:val="24"/>
-          <w:szCs w:val="24"/>
-          <w:lang w:val="en-US"/>
+        </w:rPr>
+        <w:t xml:space="preserve"> </w:t>
+      </w:r>
+      <w:proofErr w:type="spellStart"/>
+      <w:r>
+        <w:rPr>
+          <w:rFonts w:ascii="Times New Roman" w:eastAsia="Times New Roman" w:hAnsi="Times New Roman" w:cs="Times New Roman"/>
+          <w:sz w:val="24"/>
+          <w:szCs w:val="24"/>
         </w:rPr>
         <w:t>godine</w:t>
       </w:r>
@@ -273,7 +249,60 @@
           <w:rFonts w:ascii="Times New Roman" w:eastAsia="Times New Roman" w:hAnsi="Times New Roman" w:cs="Times New Roman"/>
           <w:sz w:val="24"/>
           <w:szCs w:val="24"/>
-          <w:lang w:val="en-US"/>
+        </w:rPr>
+        <w:t xml:space="preserve"> </w:t>
+      </w:r>
+      <w:proofErr w:type="spellStart"/>
+      <w:r>
+        <w:rPr>
+          <w:rFonts w:ascii="Times New Roman" w:eastAsia="Times New Roman" w:hAnsi="Times New Roman" w:cs="Times New Roman"/>
+          <w:sz w:val="24"/>
+          <w:szCs w:val="24"/>
+        </w:rPr>
+        <w:t>i</w:t>
+      </w:r>
+      <w:proofErr w:type="spellEnd"/>
+      <w:r>
+        <w:rPr>
+          <w:rFonts w:ascii="Times New Roman" w:eastAsia="Times New Roman" w:hAnsi="Times New Roman" w:cs="Times New Roman"/>
+          <w:sz w:val="24"/>
+          <w:szCs w:val="24"/>
+        </w:rPr>
+        <w:t xml:space="preserve"> </w:t>
+      </w:r>
+      <w:proofErr w:type="spellStart"/>
+      <w:r>
+        <w:rPr>
+          <w:rFonts w:ascii="Times New Roman" w:eastAsia="Times New Roman" w:hAnsi="Times New Roman" w:cs="Times New Roman"/>
+          <w:sz w:val="24"/>
+          <w:szCs w:val="24"/>
+        </w:rPr>
+        <w:t>između</w:t>
+      </w:r>
+      <w:proofErr w:type="spellEnd"/>
+      <w:r>
+        <w:rPr>
+          <w:rFonts w:ascii="Times New Roman" w:eastAsia="Times New Roman" w:hAnsi="Times New Roman" w:cs="Times New Roman"/>
+          <w:sz w:val="24"/>
+          <w:szCs w:val="24"/>
+        </w:rPr>
+        <w:t xml:space="preserve"> </w:t>
+      </w:r>
+      <w:proofErr w:type="spellStart"/>
+      <w:r>
+        <w:rPr>
+          <w:rFonts w:ascii="Times New Roman" w:eastAsia="Times New Roman" w:hAnsi="Times New Roman" w:cs="Times New Roman"/>
+          <w:sz w:val="24"/>
+          <w:szCs w:val="24"/>
+        </w:rPr>
+        <w:t>država</w:t>
+      </w:r>
+      <w:proofErr w:type="spellEnd"/>
+      <w:r>
+        <w:rPr>
+          <w:rFonts w:ascii="Times New Roman" w:eastAsia="Times New Roman" w:hAnsi="Times New Roman" w:cs="Times New Roman"/>
+          <w:sz w:val="24"/>
+          <w:szCs w:val="24"/>
         </w:rPr>
         <w:t>?</w:t>
       </w:r>
@@ -491,7 +520,6 @@
     </w:p>
     <w:p>
       <w:pPr>
-        <w:spacing w:before="100" w:beforeAutospacing="1" w:after="100" w:afterAutospacing="1" w:line="240" w:lineRule="auto"/>
         <w:rPr>
           <w:rFonts w:ascii="Times New Roman" w:eastAsia="Times New Roman" w:hAnsi="Times New Roman" w:cs="Times New Roman"/>
           <w:sz w:val="24"/>
@@ -516,7 +544,16 @@
           <w:szCs w:val="24"/>
           <w:lang w:val="en-US"/>
         </w:rPr>
-        <w:t xml:space="preserve">  Koji</w:t>
+        <w:t xml:space="preserve">  </w:t>
+      </w:r>
+      <w:r>
+        <w:rPr>
+          <w:rFonts w:ascii="Times New Roman" w:eastAsia="Times New Roman" w:hAnsi="Times New Roman" w:cs="Times New Roman"/>
+          <w:sz w:val="24"/>
+          <w:szCs w:val="24"/>
+          <w:lang w:val="en-US"/>
+        </w:rPr>
+        <w:t>Koji</w:t>
       </w:r>
       <w:proofErr w:type="gramEnd"/>
       <w:r>
@@ -576,67 +613,87 @@
           <w:szCs w:val="24"/>
           <w:lang w:val="en-US"/>
         </w:rPr>
-        <w:t>najzastupljeniji</w:t>
-      </w:r>
-      <w:proofErr w:type="spellEnd"/>
-      <w:r>
-        <w:rPr>
-          <w:rFonts w:ascii="Times New Roman" w:eastAsia="Times New Roman" w:hAnsi="Times New Roman" w:cs="Times New Roman"/>
-          <w:sz w:val="24"/>
-          <w:szCs w:val="24"/>
-          <w:lang w:val="en-US"/>
-        </w:rPr>
-        <w:t xml:space="preserve"> u </w:t>
-      </w:r>
-      <w:proofErr w:type="spellStart"/>
-      <w:r>
-        <w:rPr>
-          <w:rFonts w:ascii="Times New Roman" w:eastAsia="Times New Roman" w:hAnsi="Times New Roman" w:cs="Times New Roman"/>
-          <w:sz w:val="24"/>
-          <w:szCs w:val="24"/>
-          <w:lang w:val="en-US"/>
-        </w:rPr>
-        <w:t>povijesti</w:t>
-      </w:r>
-      <w:proofErr w:type="spellEnd"/>
-      <w:r>
-        <w:rPr>
-          <w:rFonts w:ascii="Times New Roman" w:eastAsia="Times New Roman" w:hAnsi="Times New Roman" w:cs="Times New Roman"/>
-          <w:sz w:val="24"/>
-          <w:szCs w:val="24"/>
-          <w:lang w:val="en-US"/>
-        </w:rPr>
-        <w:t xml:space="preserve"> </w:t>
-      </w:r>
-      <w:proofErr w:type="spellStart"/>
-      <w:r>
-        <w:rPr>
-          <w:rFonts w:ascii="Times New Roman" w:eastAsia="Times New Roman" w:hAnsi="Times New Roman" w:cs="Times New Roman"/>
-          <w:sz w:val="24"/>
-          <w:szCs w:val="24"/>
-          <w:lang w:val="en-US"/>
-        </w:rPr>
-        <w:t>Olimpijskih</w:t>
-      </w:r>
-      <w:proofErr w:type="spellEnd"/>
-      <w:r>
-        <w:rPr>
-          <w:rFonts w:ascii="Times New Roman" w:eastAsia="Times New Roman" w:hAnsi="Times New Roman" w:cs="Times New Roman"/>
-          <w:sz w:val="24"/>
-          <w:szCs w:val="24"/>
-          <w:lang w:val="en-US"/>
-        </w:rPr>
-        <w:t xml:space="preserve"> </w:t>
-      </w:r>
-      <w:proofErr w:type="spellStart"/>
-      <w:r>
-        <w:rPr>
-          <w:rFonts w:ascii="Times New Roman" w:eastAsia="Times New Roman" w:hAnsi="Times New Roman" w:cs="Times New Roman"/>
-          <w:sz w:val="24"/>
-          <w:szCs w:val="24"/>
-          <w:lang w:val="en-US"/>
-        </w:rPr>
-        <w:t>igara</w:t>
+        <w:t>najviše</w:t>
+      </w:r>
+      <w:proofErr w:type="spellEnd"/>
+      <w:r>
+        <w:rPr>
+          <w:rFonts w:ascii="Times New Roman" w:eastAsia="Times New Roman" w:hAnsi="Times New Roman" w:cs="Times New Roman"/>
+          <w:sz w:val="24"/>
+          <w:szCs w:val="24"/>
+          <w:lang w:val="en-US"/>
+        </w:rPr>
+        <w:t xml:space="preserve"> </w:t>
+      </w:r>
+      <w:proofErr w:type="spellStart"/>
+      <w:r>
+        <w:rPr>
+          <w:rFonts w:ascii="Times New Roman" w:eastAsia="Times New Roman" w:hAnsi="Times New Roman" w:cs="Times New Roman"/>
+          <w:sz w:val="24"/>
+          <w:szCs w:val="24"/>
+          <w:lang w:val="en-US"/>
+        </w:rPr>
+        <w:t>pridonijeli</w:t>
+      </w:r>
+      <w:proofErr w:type="spellEnd"/>
+      <w:r>
+        <w:rPr>
+          <w:rFonts w:ascii="Times New Roman" w:eastAsia="Times New Roman" w:hAnsi="Times New Roman" w:cs="Times New Roman"/>
+          <w:sz w:val="24"/>
+          <w:szCs w:val="24"/>
+          <w:lang w:val="en-US"/>
+        </w:rPr>
+        <w:t xml:space="preserve"> </w:t>
+      </w:r>
+      <w:proofErr w:type="spellStart"/>
+      <w:r>
+        <w:rPr>
+          <w:rFonts w:ascii="Times New Roman" w:eastAsia="Times New Roman" w:hAnsi="Times New Roman" w:cs="Times New Roman"/>
+          <w:sz w:val="24"/>
+          <w:szCs w:val="24"/>
+          <w:lang w:val="en-US"/>
+        </w:rPr>
+        <w:t>uspjehu</w:t>
+      </w:r>
+      <w:proofErr w:type="spellEnd"/>
+      <w:r>
+        <w:rPr>
+          <w:rFonts w:ascii="Times New Roman" w:eastAsia="Times New Roman" w:hAnsi="Times New Roman" w:cs="Times New Roman"/>
+          <w:sz w:val="24"/>
+          <w:szCs w:val="24"/>
+          <w:lang w:val="en-US"/>
+        </w:rPr>
+        <w:t xml:space="preserve"> </w:t>
+      </w:r>
+      <w:proofErr w:type="spellStart"/>
+      <w:r>
+        <w:rPr>
+          <w:rFonts w:ascii="Times New Roman" w:eastAsia="Times New Roman" w:hAnsi="Times New Roman" w:cs="Times New Roman"/>
+          <w:sz w:val="24"/>
+          <w:szCs w:val="24"/>
+          <w:lang w:val="en-US"/>
+        </w:rPr>
+        <w:t>pojedine</w:t>
+      </w:r>
+      <w:proofErr w:type="spellEnd"/>
+      <w:r>
+        <w:rPr>
+          <w:rFonts w:ascii="Times New Roman" w:eastAsia="Times New Roman" w:hAnsi="Times New Roman" w:cs="Times New Roman"/>
+          <w:sz w:val="24"/>
+          <w:szCs w:val="24"/>
+          <w:lang w:val="en-US"/>
+        </w:rPr>
+        <w:t xml:space="preserve"> </w:t>
+      </w:r>
+      <w:proofErr w:type="spellStart"/>
+      <w:r>
+        <w:rPr>
+          <w:rFonts w:ascii="Times New Roman" w:eastAsia="Times New Roman" w:hAnsi="Times New Roman" w:cs="Times New Roman"/>
+          <w:sz w:val="24"/>
+          <w:szCs w:val="24"/>
+          <w:lang w:val="en-US"/>
+        </w:rPr>
+        <w:t>države</w:t>
       </w:r>
       <w:proofErr w:type="spellEnd"/>
       <w:r>
@@ -651,187 +708,16 @@
     </w:p>
     <w:p>
       <w:pPr>
-        <w:spacing w:before="100" w:beforeAutospacing="1" w:after="100" w:afterAutospacing="1" w:line="240" w:lineRule="auto"/>
-        <w:rPr>
-          <w:rFonts w:ascii="Times New Roman" w:eastAsia="Times New Roman" w:hAnsi="Times New Roman" w:cs="Times New Roman"/>
-          <w:sz w:val="24"/>
-          <w:szCs w:val="24"/>
-          <w:lang w:val="en-US"/>
-        </w:rPr>
-      </w:pPr>
-      <w:proofErr w:type="gramStart"/>
-      <w:r>
-        <w:rPr>
-          <w:rFonts w:ascii="Times New Roman" w:eastAsia="Times New Roman" w:hAnsi="Symbol" w:cs="Times New Roman"/>
-          <w:sz w:val="24"/>
-          <w:szCs w:val="24"/>
-          <w:lang w:val="en-US"/>
-        </w:rPr>
-        <w:t></w:t>
-      </w:r>
-      <w:r>
-        <w:rPr>
-          <w:rFonts w:ascii="Times New Roman" w:eastAsia="Times New Roman" w:hAnsi="Times New Roman" w:cs="Times New Roman"/>
-          <w:sz w:val="24"/>
-          <w:szCs w:val="24"/>
-          <w:lang w:val="en-US"/>
-        </w:rPr>
-        <w:t xml:space="preserve">  Kako</w:t>
-      </w:r>
-      <w:proofErr w:type="gramEnd"/>
-      <w:r>
-        <w:rPr>
-          <w:rFonts w:ascii="Times New Roman" w:eastAsia="Times New Roman" w:hAnsi="Times New Roman" w:cs="Times New Roman"/>
-          <w:sz w:val="24"/>
-          <w:szCs w:val="24"/>
-          <w:lang w:val="en-US"/>
-        </w:rPr>
-        <w:t xml:space="preserve"> se </w:t>
-      </w:r>
-      <w:proofErr w:type="spellStart"/>
-      <w:r>
-        <w:rPr>
-          <w:rFonts w:ascii="Times New Roman" w:eastAsia="Times New Roman" w:hAnsi="Times New Roman" w:cs="Times New Roman"/>
-          <w:sz w:val="24"/>
-          <w:szCs w:val="24"/>
-          <w:lang w:val="en-US"/>
-        </w:rPr>
-        <w:t>demografija</w:t>
-      </w:r>
-      <w:proofErr w:type="spellEnd"/>
-      <w:r>
-        <w:rPr>
-          <w:rFonts w:ascii="Times New Roman" w:eastAsia="Times New Roman" w:hAnsi="Times New Roman" w:cs="Times New Roman"/>
-          <w:sz w:val="24"/>
-          <w:szCs w:val="24"/>
-          <w:lang w:val="en-US"/>
-        </w:rPr>
-        <w:t xml:space="preserve"> </w:t>
-      </w:r>
-      <w:proofErr w:type="spellStart"/>
-      <w:r>
-        <w:rPr>
-          <w:rFonts w:ascii="Times New Roman" w:eastAsia="Times New Roman" w:hAnsi="Times New Roman" w:cs="Times New Roman"/>
-          <w:sz w:val="24"/>
-          <w:szCs w:val="24"/>
-          <w:lang w:val="en-US"/>
-        </w:rPr>
-        <w:t>sportaša</w:t>
-      </w:r>
-      <w:proofErr w:type="spellEnd"/>
-      <w:r>
-        <w:rPr>
-          <w:rFonts w:ascii="Times New Roman" w:eastAsia="Times New Roman" w:hAnsi="Times New Roman" w:cs="Times New Roman"/>
-          <w:sz w:val="24"/>
-          <w:szCs w:val="24"/>
-          <w:lang w:val="en-US"/>
-        </w:rPr>
-        <w:t xml:space="preserve"> (dob, </w:t>
-      </w:r>
-      <w:proofErr w:type="spellStart"/>
-      <w:r>
-        <w:rPr>
-          <w:rFonts w:ascii="Times New Roman" w:eastAsia="Times New Roman" w:hAnsi="Times New Roman" w:cs="Times New Roman"/>
-          <w:sz w:val="24"/>
-          <w:szCs w:val="24"/>
-          <w:lang w:val="en-US"/>
-        </w:rPr>
-        <w:t>visina</w:t>
-      </w:r>
-      <w:proofErr w:type="spellEnd"/>
-      <w:r>
-        <w:rPr>
-          <w:rFonts w:ascii="Times New Roman" w:eastAsia="Times New Roman" w:hAnsi="Times New Roman" w:cs="Times New Roman"/>
-          <w:sz w:val="24"/>
-          <w:szCs w:val="24"/>
-          <w:lang w:val="en-US"/>
-        </w:rPr>
-        <w:t xml:space="preserve">, </w:t>
-      </w:r>
-      <w:proofErr w:type="spellStart"/>
-      <w:r>
-        <w:rPr>
-          <w:rFonts w:ascii="Times New Roman" w:eastAsia="Times New Roman" w:hAnsi="Times New Roman" w:cs="Times New Roman"/>
-          <w:sz w:val="24"/>
-          <w:szCs w:val="24"/>
-          <w:lang w:val="en-US"/>
-        </w:rPr>
-        <w:t>težina</w:t>
-      </w:r>
-      <w:proofErr w:type="spellEnd"/>
-      <w:r>
-        <w:rPr>
-          <w:rFonts w:ascii="Times New Roman" w:eastAsia="Times New Roman" w:hAnsi="Times New Roman" w:cs="Times New Roman"/>
-          <w:sz w:val="24"/>
-          <w:szCs w:val="24"/>
-          <w:lang w:val="en-US"/>
-        </w:rPr>
-        <w:t xml:space="preserve">) </w:t>
-      </w:r>
-      <w:proofErr w:type="spellStart"/>
-      <w:r>
-        <w:rPr>
-          <w:rFonts w:ascii="Times New Roman" w:eastAsia="Times New Roman" w:hAnsi="Times New Roman" w:cs="Times New Roman"/>
-          <w:sz w:val="24"/>
-          <w:szCs w:val="24"/>
-          <w:lang w:val="en-US"/>
-        </w:rPr>
-        <w:t>mijenjala</w:t>
-      </w:r>
-      <w:proofErr w:type="spellEnd"/>
-      <w:r>
-        <w:rPr>
-          <w:rFonts w:ascii="Times New Roman" w:eastAsia="Times New Roman" w:hAnsi="Times New Roman" w:cs="Times New Roman"/>
-          <w:sz w:val="24"/>
-          <w:szCs w:val="24"/>
-          <w:lang w:val="en-US"/>
-        </w:rPr>
-        <w:t xml:space="preserve"> </w:t>
-      </w:r>
-      <w:proofErr w:type="spellStart"/>
-      <w:r>
-        <w:rPr>
-          <w:rFonts w:ascii="Times New Roman" w:eastAsia="Times New Roman" w:hAnsi="Times New Roman" w:cs="Times New Roman"/>
-          <w:sz w:val="24"/>
-          <w:szCs w:val="24"/>
-          <w:lang w:val="en-US"/>
-        </w:rPr>
-        <w:t>kroz</w:t>
-      </w:r>
-      <w:proofErr w:type="spellEnd"/>
-      <w:r>
-        <w:rPr>
-          <w:rFonts w:ascii="Times New Roman" w:eastAsia="Times New Roman" w:hAnsi="Times New Roman" w:cs="Times New Roman"/>
-          <w:sz w:val="24"/>
-          <w:szCs w:val="24"/>
-          <w:lang w:val="en-US"/>
-        </w:rPr>
-        <w:t xml:space="preserve"> </w:t>
-      </w:r>
-      <w:proofErr w:type="spellStart"/>
-      <w:r>
-        <w:rPr>
-          <w:rFonts w:ascii="Times New Roman" w:eastAsia="Times New Roman" w:hAnsi="Times New Roman" w:cs="Times New Roman"/>
-          <w:sz w:val="24"/>
-          <w:szCs w:val="24"/>
-          <w:lang w:val="en-US"/>
-        </w:rPr>
-        <w:t>vrijeme</w:t>
-      </w:r>
-      <w:proofErr w:type="spellEnd"/>
-      <w:r>
-        <w:rPr>
-          <w:rFonts w:ascii="Times New Roman" w:eastAsia="Times New Roman" w:hAnsi="Times New Roman" w:cs="Times New Roman"/>
-          <w:sz w:val="24"/>
-          <w:szCs w:val="24"/>
-          <w:lang w:val="en-US"/>
-        </w:rPr>
-        <w:t>?</w:t>
-      </w:r>
+        <w:rPr>
+          <w:rFonts w:ascii="Times New Roman" w:eastAsia="Times New Roman" w:hAnsi="Times New Roman" w:cs="Times New Roman"/>
+          <w:sz w:val="24"/>
+          <w:szCs w:val="24"/>
+          <w:lang w:val="en-US"/>
+        </w:rPr>
+      </w:pPr>
     </w:p>
     <w:p>
       <w:pPr>
-        <w:spacing w:before="100" w:beforeAutospacing="1" w:after="100" w:afterAutospacing="1" w:line="240" w:lineRule="auto"/>
         <w:rPr>
           <w:rFonts w:ascii="Times New Roman" w:eastAsia="Times New Roman" w:hAnsi="Times New Roman" w:cs="Times New Roman"/>
           <w:sz w:val="24"/>
@@ -907,47 +793,47 @@
           <w:szCs w:val="24"/>
           <w:lang w:val="en-US"/>
         </w:rPr>
-        <w:t>rezultatima</w:t>
-      </w:r>
-      <w:proofErr w:type="spellEnd"/>
-      <w:r>
-        <w:rPr>
-          <w:rFonts w:ascii="Times New Roman" w:eastAsia="Times New Roman" w:hAnsi="Times New Roman" w:cs="Times New Roman"/>
-          <w:sz w:val="24"/>
-          <w:szCs w:val="24"/>
-          <w:lang w:val="en-US"/>
-        </w:rPr>
-        <w:t xml:space="preserve"> </w:t>
-      </w:r>
-      <w:proofErr w:type="spellStart"/>
-      <w:r>
-        <w:rPr>
-          <w:rFonts w:ascii="Times New Roman" w:eastAsia="Times New Roman" w:hAnsi="Times New Roman" w:cs="Times New Roman"/>
-          <w:sz w:val="24"/>
-          <w:szCs w:val="24"/>
-          <w:lang w:val="en-US"/>
-        </w:rPr>
-        <w:t>među</w:t>
-      </w:r>
-      <w:proofErr w:type="spellEnd"/>
-      <w:r>
-        <w:rPr>
-          <w:rFonts w:ascii="Times New Roman" w:eastAsia="Times New Roman" w:hAnsi="Times New Roman" w:cs="Times New Roman"/>
-          <w:sz w:val="24"/>
-          <w:szCs w:val="24"/>
-          <w:lang w:val="en-US"/>
-        </w:rPr>
-        <w:t xml:space="preserve"> </w:t>
-      </w:r>
-      <w:proofErr w:type="spellStart"/>
-      <w:r>
-        <w:rPr>
-          <w:rFonts w:ascii="Times New Roman" w:eastAsia="Times New Roman" w:hAnsi="Times New Roman" w:cs="Times New Roman"/>
-          <w:sz w:val="24"/>
-          <w:szCs w:val="24"/>
-          <w:lang w:val="en-US"/>
-        </w:rPr>
-        <w:t>spolovima</w:t>
+        <w:t>broju</w:t>
+      </w:r>
+      <w:proofErr w:type="spellEnd"/>
+      <w:r>
+        <w:rPr>
+          <w:rFonts w:ascii="Times New Roman" w:eastAsia="Times New Roman" w:hAnsi="Times New Roman" w:cs="Times New Roman"/>
+          <w:sz w:val="24"/>
+          <w:szCs w:val="24"/>
+          <w:lang w:val="en-US"/>
+        </w:rPr>
+        <w:t xml:space="preserve"> </w:t>
+      </w:r>
+      <w:proofErr w:type="spellStart"/>
+      <w:r>
+        <w:rPr>
+          <w:rFonts w:ascii="Times New Roman" w:eastAsia="Times New Roman" w:hAnsi="Times New Roman" w:cs="Times New Roman"/>
+          <w:sz w:val="24"/>
+          <w:szCs w:val="24"/>
+          <w:lang w:val="en-US"/>
+        </w:rPr>
+        <w:t>sportaša</w:t>
+      </w:r>
+      <w:proofErr w:type="spellEnd"/>
+      <w:r>
+        <w:rPr>
+          <w:rFonts w:ascii="Times New Roman" w:eastAsia="Times New Roman" w:hAnsi="Times New Roman" w:cs="Times New Roman"/>
+          <w:sz w:val="24"/>
+          <w:szCs w:val="24"/>
+          <w:lang w:val="en-US"/>
+        </w:rPr>
+        <w:t xml:space="preserve"> po </w:t>
+      </w:r>
+      <w:proofErr w:type="spellStart"/>
+      <w:r>
+        <w:rPr>
+          <w:rFonts w:ascii="Times New Roman" w:eastAsia="Times New Roman" w:hAnsi="Times New Roman" w:cs="Times New Roman"/>
+          <w:sz w:val="24"/>
+          <w:szCs w:val="24"/>
+          <w:lang w:val="en-US"/>
+        </w:rPr>
+        <w:t>spolu</w:t>
       </w:r>
       <w:proofErr w:type="spellEnd"/>
       <w:r>
@@ -989,94 +875,47 @@
         </w:rPr>
         <w:t xml:space="preserve">  </w:t>
       </w:r>
-      <w:proofErr w:type="spellStart"/>
-      <w:r>
-        <w:rPr>
-          <w:rFonts w:ascii="Times New Roman" w:eastAsia="Times New Roman" w:hAnsi="Times New Roman" w:cs="Times New Roman"/>
-          <w:sz w:val="24"/>
-          <w:szCs w:val="24"/>
-          <w:lang w:val="en-US"/>
-        </w:rPr>
-        <w:t>Koliki</w:t>
-      </w:r>
-      <w:proofErr w:type="spellEnd"/>
+      <w:r>
+        <w:rPr>
+          <w:rFonts w:ascii="Times New Roman" w:eastAsia="Times New Roman" w:hAnsi="Times New Roman" w:cs="Times New Roman"/>
+          <w:sz w:val="24"/>
+          <w:szCs w:val="24"/>
+        </w:rPr>
+        <w:t>Kako</w:t>
+      </w:r>
       <w:proofErr w:type="gramEnd"/>
       <w:r>
         <w:rPr>
           <w:rFonts w:ascii="Times New Roman" w:eastAsia="Times New Roman" w:hAnsi="Times New Roman" w:cs="Times New Roman"/>
           <w:sz w:val="24"/>
           <w:szCs w:val="24"/>
-          <w:lang w:val="en-US"/>
-        </w:rPr>
-        <w:t xml:space="preserve"> je </w:t>
-      </w:r>
-      <w:proofErr w:type="spellStart"/>
-      <w:r>
-        <w:rPr>
-          <w:rFonts w:ascii="Times New Roman" w:eastAsia="Times New Roman" w:hAnsi="Times New Roman" w:cs="Times New Roman"/>
-          <w:sz w:val="24"/>
-          <w:szCs w:val="24"/>
-          <w:lang w:val="en-US"/>
-        </w:rPr>
-        <w:t>broj</w:t>
-      </w:r>
-      <w:proofErr w:type="spellEnd"/>
-      <w:r>
-        <w:rPr>
-          <w:rFonts w:ascii="Times New Roman" w:eastAsia="Times New Roman" w:hAnsi="Times New Roman" w:cs="Times New Roman"/>
-          <w:sz w:val="24"/>
-          <w:szCs w:val="24"/>
-          <w:lang w:val="en-US"/>
-        </w:rPr>
-        <w:t xml:space="preserve"> </w:t>
-      </w:r>
-      <w:proofErr w:type="spellStart"/>
-      <w:r>
-        <w:rPr>
-          <w:rFonts w:ascii="Times New Roman" w:eastAsia="Times New Roman" w:hAnsi="Times New Roman" w:cs="Times New Roman"/>
-          <w:sz w:val="24"/>
-          <w:szCs w:val="24"/>
-          <w:lang w:val="en-US"/>
-        </w:rPr>
-        <w:t>sudionika</w:t>
-      </w:r>
-      <w:proofErr w:type="spellEnd"/>
-      <w:r>
-        <w:rPr>
-          <w:rFonts w:ascii="Times New Roman" w:eastAsia="Times New Roman" w:hAnsi="Times New Roman" w:cs="Times New Roman"/>
-          <w:sz w:val="24"/>
-          <w:szCs w:val="24"/>
-          <w:lang w:val="en-US"/>
-        </w:rPr>
-        <w:t xml:space="preserve"> po </w:t>
-      </w:r>
-      <w:proofErr w:type="spellStart"/>
-      <w:r>
-        <w:rPr>
-          <w:rFonts w:ascii="Times New Roman" w:eastAsia="Times New Roman" w:hAnsi="Times New Roman" w:cs="Times New Roman"/>
-          <w:sz w:val="24"/>
-          <w:szCs w:val="24"/>
-          <w:lang w:val="en-US"/>
-        </w:rPr>
-        <w:t>godinama</w:t>
-      </w:r>
-      <w:proofErr w:type="spellEnd"/>
-      <w:r>
-        <w:rPr>
-          <w:rFonts w:ascii="Times New Roman" w:eastAsia="Times New Roman" w:hAnsi="Times New Roman" w:cs="Times New Roman"/>
-          <w:sz w:val="24"/>
-          <w:szCs w:val="24"/>
-          <w:lang w:val="en-US"/>
-        </w:rPr>
-        <w:t xml:space="preserve"> </w:t>
-      </w:r>
-      <w:proofErr w:type="spellStart"/>
-      <w:r>
-        <w:rPr>
-          <w:rFonts w:ascii="Times New Roman" w:eastAsia="Times New Roman" w:hAnsi="Times New Roman" w:cs="Times New Roman"/>
-          <w:sz w:val="24"/>
-          <w:szCs w:val="24"/>
-          <w:lang w:val="en-US"/>
+        </w:rPr>
+        <w:t xml:space="preserve"> se </w:t>
+      </w:r>
+      <w:proofErr w:type="spellStart"/>
+      <w:r>
+        <w:rPr>
+          <w:rFonts w:ascii="Times New Roman" w:eastAsia="Times New Roman" w:hAnsi="Times New Roman" w:cs="Times New Roman"/>
+          <w:sz w:val="24"/>
+          <w:szCs w:val="24"/>
+        </w:rPr>
+        <w:t>visina</w:t>
+      </w:r>
+      <w:proofErr w:type="spellEnd"/>
+      <w:r>
+        <w:rPr>
+          <w:rFonts w:ascii="Times New Roman" w:eastAsia="Times New Roman" w:hAnsi="Times New Roman" w:cs="Times New Roman"/>
+          <w:sz w:val="24"/>
+          <w:szCs w:val="24"/>
+        </w:rPr>
+        <w:t xml:space="preserve"> </w:t>
+      </w:r>
+      <w:proofErr w:type="spellStart"/>
+      <w:r>
+        <w:rPr>
+          <w:rFonts w:ascii="Times New Roman" w:eastAsia="Times New Roman" w:hAnsi="Times New Roman" w:cs="Times New Roman"/>
+          <w:sz w:val="24"/>
+          <w:szCs w:val="24"/>
         </w:rPr>
         <w:t>i</w:t>
       </w:r>
@@ -1086,17 +925,141 @@
           <w:rFonts w:ascii="Times New Roman" w:eastAsia="Times New Roman" w:hAnsi="Times New Roman" w:cs="Times New Roman"/>
           <w:sz w:val="24"/>
           <w:szCs w:val="24"/>
-          <w:lang w:val="en-US"/>
-        </w:rPr>
-        <w:t xml:space="preserve"> </w:t>
-      </w:r>
-      <w:proofErr w:type="spellStart"/>
-      <w:r>
-        <w:rPr>
-          <w:rFonts w:ascii="Times New Roman" w:eastAsia="Times New Roman" w:hAnsi="Times New Roman" w:cs="Times New Roman"/>
-          <w:sz w:val="24"/>
-          <w:szCs w:val="24"/>
-          <w:lang w:val="en-US"/>
+        </w:rPr>
+        <w:t xml:space="preserve"> </w:t>
+      </w:r>
+      <w:proofErr w:type="spellStart"/>
+      <w:r>
+        <w:rPr>
+          <w:rFonts w:ascii="Times New Roman" w:eastAsia="Times New Roman" w:hAnsi="Times New Roman" w:cs="Times New Roman"/>
+          <w:sz w:val="24"/>
+          <w:szCs w:val="24"/>
+        </w:rPr>
+        <w:t>težina</w:t>
+      </w:r>
+      <w:proofErr w:type="spellEnd"/>
+      <w:r>
+        <w:rPr>
+          <w:rFonts w:ascii="Times New Roman" w:eastAsia="Times New Roman" w:hAnsi="Times New Roman" w:cs="Times New Roman"/>
+          <w:sz w:val="24"/>
+          <w:szCs w:val="24"/>
+        </w:rPr>
+        <w:t xml:space="preserve"> </w:t>
+      </w:r>
+      <w:proofErr w:type="spellStart"/>
+      <w:r>
+        <w:rPr>
+          <w:rFonts w:ascii="Times New Roman" w:eastAsia="Times New Roman" w:hAnsi="Times New Roman" w:cs="Times New Roman"/>
+          <w:sz w:val="24"/>
+          <w:szCs w:val="24"/>
+        </w:rPr>
+        <w:t>sportaša</w:t>
+      </w:r>
+      <w:proofErr w:type="spellEnd"/>
+      <w:r>
+        <w:rPr>
+          <w:rFonts w:ascii="Times New Roman" w:eastAsia="Times New Roman" w:hAnsi="Times New Roman" w:cs="Times New Roman"/>
+          <w:sz w:val="24"/>
+          <w:szCs w:val="24"/>
+        </w:rPr>
+        <w:t xml:space="preserve"> </w:t>
+      </w:r>
+      <w:proofErr w:type="spellStart"/>
+      <w:r>
+        <w:rPr>
+          <w:rFonts w:ascii="Times New Roman" w:eastAsia="Times New Roman" w:hAnsi="Times New Roman" w:cs="Times New Roman"/>
+          <w:sz w:val="24"/>
+          <w:szCs w:val="24"/>
+        </w:rPr>
+        <w:t>mijenjala</w:t>
+      </w:r>
+      <w:proofErr w:type="spellEnd"/>
+      <w:r>
+        <w:rPr>
+          <w:rFonts w:ascii="Times New Roman" w:eastAsia="Times New Roman" w:hAnsi="Times New Roman" w:cs="Times New Roman"/>
+          <w:sz w:val="24"/>
+          <w:szCs w:val="24"/>
+        </w:rPr>
+        <w:t xml:space="preserve"> </w:t>
+      </w:r>
+      <w:proofErr w:type="spellStart"/>
+      <w:r>
+        <w:rPr>
+          <w:rFonts w:ascii="Times New Roman" w:eastAsia="Times New Roman" w:hAnsi="Times New Roman" w:cs="Times New Roman"/>
+          <w:sz w:val="24"/>
+          <w:szCs w:val="24"/>
+        </w:rPr>
+        <w:t>kroz</w:t>
+      </w:r>
+      <w:proofErr w:type="spellEnd"/>
+      <w:r>
+        <w:rPr>
+          <w:rFonts w:ascii="Times New Roman" w:eastAsia="Times New Roman" w:hAnsi="Times New Roman" w:cs="Times New Roman"/>
+          <w:sz w:val="24"/>
+          <w:szCs w:val="24"/>
+        </w:rPr>
+        <w:t xml:space="preserve"> </w:t>
+      </w:r>
+      <w:proofErr w:type="spellStart"/>
+      <w:r>
+        <w:rPr>
+          <w:rFonts w:ascii="Times New Roman" w:eastAsia="Times New Roman" w:hAnsi="Times New Roman" w:cs="Times New Roman"/>
+          <w:sz w:val="24"/>
+          <w:szCs w:val="24"/>
+        </w:rPr>
+        <w:t>godine</w:t>
+      </w:r>
+      <w:proofErr w:type="spellEnd"/>
+      <w:r>
+        <w:rPr>
+          <w:rFonts w:ascii="Times New Roman" w:eastAsia="Times New Roman" w:hAnsi="Times New Roman" w:cs="Times New Roman"/>
+          <w:sz w:val="24"/>
+          <w:szCs w:val="24"/>
+        </w:rPr>
+        <w:t xml:space="preserve"> </w:t>
+      </w:r>
+      <w:proofErr w:type="spellStart"/>
+      <w:r>
+        <w:rPr>
+          <w:rFonts w:ascii="Times New Roman" w:eastAsia="Times New Roman" w:hAnsi="Times New Roman" w:cs="Times New Roman"/>
+          <w:sz w:val="24"/>
+          <w:szCs w:val="24"/>
+        </w:rPr>
+        <w:t>i</w:t>
+      </w:r>
+      <w:proofErr w:type="spellEnd"/>
+      <w:r>
+        <w:rPr>
+          <w:rFonts w:ascii="Times New Roman" w:eastAsia="Times New Roman" w:hAnsi="Times New Roman" w:cs="Times New Roman"/>
+          <w:sz w:val="24"/>
+          <w:szCs w:val="24"/>
+        </w:rPr>
+        <w:t xml:space="preserve"> </w:t>
+      </w:r>
+      <w:proofErr w:type="spellStart"/>
+      <w:r>
+        <w:rPr>
+          <w:rFonts w:ascii="Times New Roman" w:eastAsia="Times New Roman" w:hAnsi="Times New Roman" w:cs="Times New Roman"/>
+          <w:sz w:val="24"/>
+          <w:szCs w:val="24"/>
+        </w:rPr>
+        <w:t>među</w:t>
+      </w:r>
+      <w:proofErr w:type="spellEnd"/>
+      <w:r>
+        <w:rPr>
+          <w:rFonts w:ascii="Times New Roman" w:eastAsia="Times New Roman" w:hAnsi="Times New Roman" w:cs="Times New Roman"/>
+          <w:sz w:val="24"/>
+          <w:szCs w:val="24"/>
+        </w:rPr>
+        <w:t xml:space="preserve"> </w:t>
+      </w:r>
+      <w:proofErr w:type="spellStart"/>
+      <w:r>
+        <w:rPr>
+          <w:rFonts w:ascii="Times New Roman" w:eastAsia="Times New Roman" w:hAnsi="Times New Roman" w:cs="Times New Roman"/>
+          <w:sz w:val="24"/>
+          <w:szCs w:val="24"/>
         </w:rPr>
         <w:t>državama</w:t>
       </w:r>
@@ -1106,411 +1069,11 @@
           <w:rFonts w:ascii="Times New Roman" w:eastAsia="Times New Roman" w:hAnsi="Times New Roman" w:cs="Times New Roman"/>
           <w:sz w:val="24"/>
           <w:szCs w:val="24"/>
-          <w:lang w:val="en-US"/>
         </w:rPr>
         <w:t>?</w:t>
       </w:r>
     </w:p>
-    <w:p>
-      <w:pPr>
-        <w:spacing w:before="100" w:beforeAutospacing="1" w:after="100" w:afterAutospacing="1" w:line="240" w:lineRule="auto"/>
-        <w:rPr>
-          <w:rFonts w:ascii="Times New Roman" w:eastAsia="Times New Roman" w:hAnsi="Times New Roman" w:cs="Times New Roman"/>
-          <w:sz w:val="24"/>
-          <w:szCs w:val="24"/>
-          <w:lang w:val="en-US"/>
-        </w:rPr>
-      </w:pPr>
-      <w:proofErr w:type="gramStart"/>
-      <w:r>
-        <w:rPr>
-          <w:rFonts w:ascii="Times New Roman" w:eastAsia="Times New Roman" w:hAnsi="Symbol" w:cs="Times New Roman"/>
-          <w:sz w:val="24"/>
-          <w:szCs w:val="24"/>
-          <w:lang w:val="en-US"/>
-        </w:rPr>
-        <w:t></w:t>
-      </w:r>
-      <w:r>
-        <w:rPr>
-          <w:rFonts w:ascii="Times New Roman" w:eastAsia="Times New Roman" w:hAnsi="Times New Roman" w:cs="Times New Roman"/>
-          <w:sz w:val="24"/>
-          <w:szCs w:val="24"/>
-          <w:lang w:val="en-US"/>
-        </w:rPr>
-        <w:t xml:space="preserve">  U</w:t>
-      </w:r>
-      <w:proofErr w:type="gramEnd"/>
-      <w:r>
-        <w:rPr>
-          <w:rFonts w:ascii="Times New Roman" w:eastAsia="Times New Roman" w:hAnsi="Times New Roman" w:cs="Times New Roman"/>
-          <w:sz w:val="24"/>
-          <w:szCs w:val="24"/>
-          <w:lang w:val="en-US"/>
-        </w:rPr>
-        <w:t xml:space="preserve"> </w:t>
-      </w:r>
-      <w:proofErr w:type="spellStart"/>
-      <w:r>
-        <w:rPr>
-          <w:rFonts w:ascii="Times New Roman" w:eastAsia="Times New Roman" w:hAnsi="Times New Roman" w:cs="Times New Roman"/>
-          <w:sz w:val="24"/>
-          <w:szCs w:val="24"/>
-          <w:lang w:val="en-US"/>
-        </w:rPr>
-        <w:t>kojim</w:t>
-      </w:r>
-      <w:proofErr w:type="spellEnd"/>
-      <w:r>
-        <w:rPr>
-          <w:rFonts w:ascii="Times New Roman" w:eastAsia="Times New Roman" w:hAnsi="Times New Roman" w:cs="Times New Roman"/>
-          <w:sz w:val="24"/>
-          <w:szCs w:val="24"/>
-          <w:lang w:val="en-US"/>
-        </w:rPr>
-        <w:t xml:space="preserve"> je </w:t>
-      </w:r>
-      <w:proofErr w:type="spellStart"/>
-      <w:r>
-        <w:rPr>
-          <w:rFonts w:ascii="Times New Roman" w:eastAsia="Times New Roman" w:hAnsi="Times New Roman" w:cs="Times New Roman"/>
-          <w:sz w:val="24"/>
-          <w:szCs w:val="24"/>
-          <w:lang w:val="en-US"/>
-        </w:rPr>
-        <w:t>gradovima</w:t>
-      </w:r>
-      <w:proofErr w:type="spellEnd"/>
-      <w:r>
-        <w:rPr>
-          <w:rFonts w:ascii="Times New Roman" w:eastAsia="Times New Roman" w:hAnsi="Times New Roman" w:cs="Times New Roman"/>
-          <w:sz w:val="24"/>
-          <w:szCs w:val="24"/>
-          <w:lang w:val="en-US"/>
-        </w:rPr>
-        <w:t xml:space="preserve"> </w:t>
-      </w:r>
-      <w:proofErr w:type="spellStart"/>
-      <w:r>
-        <w:rPr>
-          <w:rFonts w:ascii="Times New Roman" w:eastAsia="Times New Roman" w:hAnsi="Times New Roman" w:cs="Times New Roman"/>
-          <w:sz w:val="24"/>
-          <w:szCs w:val="24"/>
-          <w:lang w:val="en-US"/>
-        </w:rPr>
-        <w:t>održano</w:t>
-      </w:r>
-      <w:proofErr w:type="spellEnd"/>
-      <w:r>
-        <w:rPr>
-          <w:rFonts w:ascii="Times New Roman" w:eastAsia="Times New Roman" w:hAnsi="Times New Roman" w:cs="Times New Roman"/>
-          <w:sz w:val="24"/>
-          <w:szCs w:val="24"/>
-          <w:lang w:val="en-US"/>
-        </w:rPr>
-        <w:t xml:space="preserve"> </w:t>
-      </w:r>
-      <w:proofErr w:type="spellStart"/>
-      <w:r>
-        <w:rPr>
-          <w:rFonts w:ascii="Times New Roman" w:eastAsia="Times New Roman" w:hAnsi="Times New Roman" w:cs="Times New Roman"/>
-          <w:sz w:val="24"/>
-          <w:szCs w:val="24"/>
-          <w:lang w:val="en-US"/>
-        </w:rPr>
-        <w:t>najviše</w:t>
-      </w:r>
-      <w:proofErr w:type="spellEnd"/>
-      <w:r>
-        <w:rPr>
-          <w:rFonts w:ascii="Times New Roman" w:eastAsia="Times New Roman" w:hAnsi="Times New Roman" w:cs="Times New Roman"/>
-          <w:sz w:val="24"/>
-          <w:szCs w:val="24"/>
-          <w:lang w:val="en-US"/>
-        </w:rPr>
-        <w:t xml:space="preserve"> </w:t>
-      </w:r>
-      <w:proofErr w:type="spellStart"/>
-      <w:r>
-        <w:rPr>
-          <w:rFonts w:ascii="Times New Roman" w:eastAsia="Times New Roman" w:hAnsi="Times New Roman" w:cs="Times New Roman"/>
-          <w:sz w:val="24"/>
-          <w:szCs w:val="24"/>
-          <w:lang w:val="en-US"/>
-        </w:rPr>
-        <w:t>igara</w:t>
-      </w:r>
-      <w:proofErr w:type="spellEnd"/>
-      <w:r>
-        <w:rPr>
-          <w:rFonts w:ascii="Times New Roman" w:eastAsia="Times New Roman" w:hAnsi="Times New Roman" w:cs="Times New Roman"/>
-          <w:sz w:val="24"/>
-          <w:szCs w:val="24"/>
-          <w:lang w:val="en-US"/>
-        </w:rPr>
-        <w:t xml:space="preserve"> </w:t>
-      </w:r>
-      <w:proofErr w:type="spellStart"/>
-      <w:r>
-        <w:rPr>
-          <w:rFonts w:ascii="Times New Roman" w:eastAsia="Times New Roman" w:hAnsi="Times New Roman" w:cs="Times New Roman"/>
-          <w:sz w:val="24"/>
-          <w:szCs w:val="24"/>
-          <w:lang w:val="en-US"/>
-        </w:rPr>
-        <w:t>i</w:t>
-      </w:r>
-      <w:proofErr w:type="spellEnd"/>
-      <w:r>
-        <w:rPr>
-          <w:rFonts w:ascii="Times New Roman" w:eastAsia="Times New Roman" w:hAnsi="Times New Roman" w:cs="Times New Roman"/>
-          <w:sz w:val="24"/>
-          <w:szCs w:val="24"/>
-          <w:lang w:val="en-US"/>
-        </w:rPr>
-        <w:t xml:space="preserve"> </w:t>
-      </w:r>
-      <w:proofErr w:type="spellStart"/>
-      <w:r>
-        <w:rPr>
-          <w:rFonts w:ascii="Times New Roman" w:eastAsia="Times New Roman" w:hAnsi="Times New Roman" w:cs="Times New Roman"/>
-          <w:sz w:val="24"/>
-          <w:szCs w:val="24"/>
-          <w:lang w:val="en-US"/>
-        </w:rPr>
-        <w:t>koliko</w:t>
-      </w:r>
-      <w:proofErr w:type="spellEnd"/>
-      <w:r>
-        <w:rPr>
-          <w:rFonts w:ascii="Times New Roman" w:eastAsia="Times New Roman" w:hAnsi="Times New Roman" w:cs="Times New Roman"/>
-          <w:sz w:val="24"/>
-          <w:szCs w:val="24"/>
-          <w:lang w:val="en-US"/>
-        </w:rPr>
-        <w:t xml:space="preserve"> </w:t>
-      </w:r>
-      <w:proofErr w:type="spellStart"/>
-      <w:r>
-        <w:rPr>
-          <w:rFonts w:ascii="Times New Roman" w:eastAsia="Times New Roman" w:hAnsi="Times New Roman" w:cs="Times New Roman"/>
-          <w:sz w:val="24"/>
-          <w:szCs w:val="24"/>
-          <w:lang w:val="en-US"/>
-        </w:rPr>
-        <w:t>su</w:t>
-      </w:r>
-      <w:proofErr w:type="spellEnd"/>
-      <w:r>
-        <w:rPr>
-          <w:rFonts w:ascii="Times New Roman" w:eastAsia="Times New Roman" w:hAnsi="Times New Roman" w:cs="Times New Roman"/>
-          <w:sz w:val="24"/>
-          <w:szCs w:val="24"/>
-          <w:lang w:val="en-US"/>
-        </w:rPr>
-        <w:t xml:space="preserve"> </w:t>
-      </w:r>
-      <w:proofErr w:type="spellStart"/>
-      <w:r>
-        <w:rPr>
-          <w:rFonts w:ascii="Times New Roman" w:eastAsia="Times New Roman" w:hAnsi="Times New Roman" w:cs="Times New Roman"/>
-          <w:sz w:val="24"/>
-          <w:szCs w:val="24"/>
-          <w:lang w:val="en-US"/>
-        </w:rPr>
-        <w:t>bili</w:t>
-      </w:r>
-      <w:proofErr w:type="spellEnd"/>
-      <w:r>
-        <w:rPr>
-          <w:rFonts w:ascii="Times New Roman" w:eastAsia="Times New Roman" w:hAnsi="Times New Roman" w:cs="Times New Roman"/>
-          <w:sz w:val="24"/>
-          <w:szCs w:val="24"/>
-          <w:lang w:val="en-US"/>
-        </w:rPr>
-        <w:t xml:space="preserve"> </w:t>
-      </w:r>
-      <w:proofErr w:type="spellStart"/>
-      <w:r>
-        <w:rPr>
-          <w:rFonts w:ascii="Times New Roman" w:eastAsia="Times New Roman" w:hAnsi="Times New Roman" w:cs="Times New Roman"/>
-          <w:sz w:val="24"/>
-          <w:szCs w:val="24"/>
-          <w:lang w:val="en-US"/>
-        </w:rPr>
-        <w:t>zastupljeni</w:t>
-      </w:r>
-      <w:proofErr w:type="spellEnd"/>
-      <w:r>
-        <w:rPr>
-          <w:rFonts w:ascii="Times New Roman" w:eastAsia="Times New Roman" w:hAnsi="Times New Roman" w:cs="Times New Roman"/>
-          <w:sz w:val="24"/>
-          <w:szCs w:val="24"/>
-          <w:lang w:val="en-US"/>
-        </w:rPr>
-        <w:t xml:space="preserve"> </w:t>
-      </w:r>
-      <w:proofErr w:type="spellStart"/>
-      <w:r>
-        <w:rPr>
-          <w:rFonts w:ascii="Times New Roman" w:eastAsia="Times New Roman" w:hAnsi="Times New Roman" w:cs="Times New Roman"/>
-          <w:sz w:val="24"/>
-          <w:szCs w:val="24"/>
-          <w:lang w:val="en-US"/>
-        </w:rPr>
-        <w:t>sportovi</w:t>
-      </w:r>
-      <w:proofErr w:type="spellEnd"/>
-      <w:r>
-        <w:rPr>
-          <w:rFonts w:ascii="Times New Roman" w:eastAsia="Times New Roman" w:hAnsi="Times New Roman" w:cs="Times New Roman"/>
-          <w:sz w:val="24"/>
-          <w:szCs w:val="24"/>
-          <w:lang w:val="en-US"/>
-        </w:rPr>
-        <w:t>?</w:t>
-      </w:r>
-    </w:p>
-    <w:p>
-      <w:pPr>
-        <w:spacing w:before="100" w:beforeAutospacing="1" w:after="100" w:afterAutospacing="1" w:line="240" w:lineRule="auto"/>
-        <w:rPr>
-          <w:rFonts w:ascii="Times New Roman" w:eastAsia="Times New Roman" w:hAnsi="Times New Roman" w:cs="Times New Roman"/>
-          <w:sz w:val="24"/>
-          <w:szCs w:val="24"/>
-          <w:lang w:val="en-US"/>
-        </w:rPr>
-      </w:pPr>
-      <w:proofErr w:type="gramStart"/>
-      <w:r>
-        <w:rPr>
-          <w:rFonts w:ascii="Times New Roman" w:eastAsia="Times New Roman" w:hAnsi="Symbol" w:cs="Times New Roman"/>
-          <w:sz w:val="24"/>
-          <w:szCs w:val="24"/>
-          <w:lang w:val="en-US"/>
-        </w:rPr>
-        <w:t></w:t>
-      </w:r>
-      <w:r>
-        <w:rPr>
-          <w:rFonts w:ascii="Times New Roman" w:eastAsia="Times New Roman" w:hAnsi="Times New Roman" w:cs="Times New Roman"/>
-          <w:sz w:val="24"/>
-          <w:szCs w:val="24"/>
-          <w:lang w:val="en-US"/>
-        </w:rPr>
-        <w:t xml:space="preserve">  Koji</w:t>
-      </w:r>
-      <w:proofErr w:type="gramEnd"/>
-      <w:r>
-        <w:rPr>
-          <w:rFonts w:ascii="Times New Roman" w:eastAsia="Times New Roman" w:hAnsi="Times New Roman" w:cs="Times New Roman"/>
-          <w:sz w:val="24"/>
-          <w:szCs w:val="24"/>
-          <w:lang w:val="en-US"/>
-        </w:rPr>
-        <w:t xml:space="preserve"> </w:t>
-      </w:r>
-      <w:proofErr w:type="spellStart"/>
-      <w:r>
-        <w:rPr>
-          <w:rFonts w:ascii="Times New Roman" w:eastAsia="Times New Roman" w:hAnsi="Times New Roman" w:cs="Times New Roman"/>
-          <w:sz w:val="24"/>
-          <w:szCs w:val="24"/>
-          <w:lang w:val="en-US"/>
-        </w:rPr>
-        <w:t>su</w:t>
-      </w:r>
-      <w:proofErr w:type="spellEnd"/>
-      <w:r>
-        <w:rPr>
-          <w:rFonts w:ascii="Times New Roman" w:eastAsia="Times New Roman" w:hAnsi="Times New Roman" w:cs="Times New Roman"/>
-          <w:sz w:val="24"/>
-          <w:szCs w:val="24"/>
-          <w:lang w:val="en-US"/>
-        </w:rPr>
-        <w:t xml:space="preserve"> </w:t>
-      </w:r>
-      <w:proofErr w:type="spellStart"/>
-      <w:r>
-        <w:rPr>
-          <w:rFonts w:ascii="Times New Roman" w:eastAsia="Times New Roman" w:hAnsi="Times New Roman" w:cs="Times New Roman"/>
-          <w:sz w:val="24"/>
-          <w:szCs w:val="24"/>
-          <w:lang w:val="en-US"/>
-        </w:rPr>
-        <w:t>sportaši</w:t>
-      </w:r>
-      <w:proofErr w:type="spellEnd"/>
-      <w:r>
-        <w:rPr>
-          <w:rFonts w:ascii="Times New Roman" w:eastAsia="Times New Roman" w:hAnsi="Times New Roman" w:cs="Times New Roman"/>
-          <w:sz w:val="24"/>
-          <w:szCs w:val="24"/>
-          <w:lang w:val="en-US"/>
-        </w:rPr>
-        <w:t xml:space="preserve"> </w:t>
-      </w:r>
-      <w:proofErr w:type="spellStart"/>
-      <w:r>
-        <w:rPr>
-          <w:rFonts w:ascii="Times New Roman" w:eastAsia="Times New Roman" w:hAnsi="Times New Roman" w:cs="Times New Roman"/>
-          <w:sz w:val="24"/>
-          <w:szCs w:val="24"/>
-          <w:lang w:val="en-US"/>
-        </w:rPr>
-        <w:t>osvojili</w:t>
-      </w:r>
-      <w:proofErr w:type="spellEnd"/>
-      <w:r>
-        <w:rPr>
-          <w:rFonts w:ascii="Times New Roman" w:eastAsia="Times New Roman" w:hAnsi="Times New Roman" w:cs="Times New Roman"/>
-          <w:sz w:val="24"/>
-          <w:szCs w:val="24"/>
-          <w:lang w:val="en-US"/>
-        </w:rPr>
-        <w:t xml:space="preserve"> </w:t>
-      </w:r>
-      <w:proofErr w:type="spellStart"/>
-      <w:r>
-        <w:rPr>
-          <w:rFonts w:ascii="Times New Roman" w:eastAsia="Times New Roman" w:hAnsi="Times New Roman" w:cs="Times New Roman"/>
-          <w:sz w:val="24"/>
-          <w:szCs w:val="24"/>
-          <w:lang w:val="en-US"/>
-        </w:rPr>
-        <w:t>najviše</w:t>
-      </w:r>
-      <w:proofErr w:type="spellEnd"/>
-      <w:r>
-        <w:rPr>
-          <w:rFonts w:ascii="Times New Roman" w:eastAsia="Times New Roman" w:hAnsi="Times New Roman" w:cs="Times New Roman"/>
-          <w:sz w:val="24"/>
-          <w:szCs w:val="24"/>
-          <w:lang w:val="en-US"/>
-        </w:rPr>
-        <w:t xml:space="preserve"> </w:t>
-      </w:r>
-      <w:proofErr w:type="spellStart"/>
-      <w:r>
-        <w:rPr>
-          <w:rFonts w:ascii="Times New Roman" w:eastAsia="Times New Roman" w:hAnsi="Times New Roman" w:cs="Times New Roman"/>
-          <w:sz w:val="24"/>
-          <w:szCs w:val="24"/>
-          <w:lang w:val="en-US"/>
-        </w:rPr>
-        <w:t>medalja</w:t>
-      </w:r>
-      <w:proofErr w:type="spellEnd"/>
-      <w:r>
-        <w:rPr>
-          <w:rFonts w:ascii="Times New Roman" w:eastAsia="Times New Roman" w:hAnsi="Times New Roman" w:cs="Times New Roman"/>
-          <w:sz w:val="24"/>
-          <w:szCs w:val="24"/>
-          <w:lang w:val="en-US"/>
-        </w:rPr>
-        <w:t>?</w:t>
-      </w:r>
-    </w:p>
+    <w:bookmarkEnd w:id="1"/>
     <w:p>
       <w:pPr>
         <w:spacing w:before="240" w:after="140"/>
@@ -1551,8 +1114,9 @@
       <w:pPr>
         <w:spacing w:before="240" w:after="140"/>
       </w:pPr>
-      <w:bookmarkStart w:id="1" w:name="_qmiyijy4jsp8" w:colFirst="0" w:colLast="0"/>
-      <w:bookmarkEnd w:id="1"/>
+      <w:bookmarkStart w:id="2" w:name="_qmiyijy4jsp8" w:colFirst="0" w:colLast="0"/>
+      <w:bookmarkStart w:id="3" w:name="_Hlk200976930"/>
+      <w:bookmarkEnd w:id="2"/>
       <w:r>
         <w:t xml:space="preserve">1.  </w:t>
       </w:r>
@@ -1674,11 +1238,25 @@
         <w:spacing w:before="240" w:after="140"/>
       </w:pPr>
       <w:r>
-        <w:t xml:space="preserve">2. Stacked bar chart – </w:t>
-      </w:r>
-      <w:proofErr w:type="spellStart"/>
-      <w:r>
-        <w:t>Broj</w:t>
+        <w:t xml:space="preserve">2. </w:t>
+      </w:r>
+      <w:r>
+        <w:t>B</w:t>
+      </w:r>
+      <w:r>
+        <w:t xml:space="preserve">ar chart – </w:t>
+      </w:r>
+      <w:proofErr w:type="spellStart"/>
+      <w:r>
+        <w:t>Ukupan</w:t>
+      </w:r>
+      <w:proofErr w:type="spellEnd"/>
+      <w:r>
+        <w:t xml:space="preserve"> </w:t>
+      </w:r>
+      <w:proofErr w:type="spellStart"/>
+      <w:r>
+        <w:t>broj</w:t>
       </w:r>
       <w:proofErr w:type="spellEnd"/>
       <w:r>
@@ -1694,47 +1272,7 @@
       </w:r>
       <w:proofErr w:type="spellStart"/>
       <w:r>
-        <w:t>vrstama</w:t>
-      </w:r>
-      <w:proofErr w:type="spellEnd"/>
-      <w:r>
-        <w:t xml:space="preserve"> (</w:t>
-      </w:r>
-      <w:proofErr w:type="spellStart"/>
-      <w:r>
-        <w:t>zlato</w:t>
-      </w:r>
-      <w:proofErr w:type="spellEnd"/>
-      <w:r>
-        <w:t>/</w:t>
-      </w:r>
-      <w:proofErr w:type="spellStart"/>
-      <w:r>
-        <w:t>srebro</w:t>
-      </w:r>
-      <w:proofErr w:type="spellEnd"/>
-      <w:r>
-        <w:t>/</w:t>
-      </w:r>
-      <w:proofErr w:type="spellStart"/>
-      <w:r>
-        <w:t>bronca</w:t>
-      </w:r>
-      <w:proofErr w:type="spellEnd"/>
-      <w:r>
-        <w:t xml:space="preserve">) za </w:t>
-      </w:r>
-      <w:proofErr w:type="spellStart"/>
-      <w:r>
-        <w:t>svaku</w:t>
-      </w:r>
-      <w:proofErr w:type="spellEnd"/>
-      <w:r>
-        <w:t xml:space="preserve"> </w:t>
-      </w:r>
-      <w:proofErr w:type="spellStart"/>
-      <w:r>
-        <w:t>zemlju</w:t>
+        <w:t>državama</w:t>
       </w:r>
       <w:proofErr w:type="spellEnd"/>
     </w:p>
@@ -1900,11 +1438,19 @@
         <w:spacing w:before="240" w:after="140"/>
       </w:pPr>
       <w:r>
-        <w:t xml:space="preserve">5. Scatter plot – Dob vs. </w:t>
-      </w:r>
-      <w:proofErr w:type="spellStart"/>
-      <w:r>
-        <w:t>visina</w:t>
+        <w:t xml:space="preserve">5. Scatter plot – </w:t>
+      </w:r>
+      <w:proofErr w:type="spellStart"/>
+      <w:r>
+        <w:t>Visina</w:t>
+      </w:r>
+      <w:proofErr w:type="spellEnd"/>
+      <w:r>
+        <w:t xml:space="preserve"> vs. </w:t>
+      </w:r>
+      <w:proofErr w:type="spellStart"/>
+      <w:r>
+        <w:t>Težina</w:t>
       </w:r>
       <w:proofErr w:type="spellEnd"/>
       <w:r>
@@ -1916,66 +1462,22 @@
       </w:r>
       <w:proofErr w:type="spellEnd"/>
       <w:r>
-        <w:t xml:space="preserve"> s </w:t>
-      </w:r>
-      <w:proofErr w:type="spellStart"/>
-      <w:r>
-        <w:t>bojom</w:t>
-      </w:r>
-      <w:proofErr w:type="spellEnd"/>
-      <w:r>
         <w:t xml:space="preserve"> po </w:t>
       </w:r>
       <w:proofErr w:type="spellStart"/>
       <w:r>
-        <w:t>spolu</w:t>
+        <w:t>državama</w:t>
       </w:r>
       <w:proofErr w:type="spellEnd"/>
     </w:p>
+    <w:bookmarkEnd w:id="3"/>
     <w:p>
       <w:pPr>
         <w:spacing w:before="240" w:after="140"/>
       </w:pPr>
       <w:r>
-        <w:t xml:space="preserve">6. Bar chart – </w:t>
-      </w:r>
-      <w:proofErr w:type="spellStart"/>
-      <w:r>
-        <w:t>Najuspješniji</w:t>
-      </w:r>
-      <w:proofErr w:type="spellEnd"/>
-      <w:r>
-        <w:t xml:space="preserve"> </w:t>
-      </w:r>
-      <w:proofErr w:type="spellStart"/>
-      <w:r>
-        <w:t>sportaši</w:t>
-      </w:r>
-      <w:proofErr w:type="spellEnd"/>
-      <w:r>
-        <w:t xml:space="preserve"> po </w:t>
-      </w:r>
-      <w:proofErr w:type="spellStart"/>
-      <w:r>
-        <w:t>broju</w:t>
-      </w:r>
-      <w:proofErr w:type="spellEnd"/>
-      <w:r>
-        <w:t xml:space="preserve"> </w:t>
-      </w:r>
-      <w:proofErr w:type="spellStart"/>
-      <w:r>
-        <w:t>osvojenih</w:t>
-      </w:r>
-      <w:proofErr w:type="spellEnd"/>
-      <w:r>
-        <w:t xml:space="preserve"> </w:t>
-      </w:r>
-      <w:proofErr w:type="spellStart"/>
-      <w:r>
-        <w:t>medalja</w:t>
-      </w:r>
-      <w:proofErr w:type="spellEnd"/>
+        <w:t xml:space="preserve"> </w:t>
+      </w:r>
     </w:p>
     <w:p>
       <w:pPr>
@@ -2031,6 +1533,7 @@
           <w:lang w:val="en-US"/>
         </w:rPr>
       </w:pPr>
+      <w:bookmarkStart w:id="4" w:name="_Hlk200977010"/>
       <w:r>
         <w:rPr>
           <w:rFonts w:ascii="Times New Roman" w:eastAsia="Times New Roman" w:hAnsi="Symbol" w:cs="Times New Roman"/>
@@ -2229,6 +1732,11 @@
     <w:p>
       <w:pPr>
         <w:spacing w:before="240" w:after="140"/>
+        <w:rPr>
+          <w:rFonts w:ascii="Times New Roman" w:eastAsia="Times New Roman" w:hAnsi="Symbol" w:cs="Times New Roman"/>
+          <w:sz w:val="24"/>
+          <w:szCs w:val="24"/>
+        </w:rPr>
       </w:pPr>
       <w:r>
         <w:rPr>
@@ -2460,8 +1968,34 @@
           <w:szCs w:val="24"/>
         </w:rPr>
         <w:br/>
-        <w:t xml:space="preserve"> https://www.gapminder.org/tools/</w:t>
-      </w:r>
+        <w:t xml:space="preserve"> </w:t>
+      </w:r>
+      <w:hyperlink r:id="rId6" w:history="1">
+        <w:r>
+          <w:rPr>
+            <w:rStyle w:val="Hyperlink"/>
+            <w:rFonts w:ascii="Times New Roman" w:eastAsia="Times New Roman" w:hAnsi="Symbol" w:cs="Times New Roman"/>
+            <w:sz w:val="24"/>
+            <w:szCs w:val="24"/>
+          </w:rPr>
+          <w:t>https://www.gapminder.org/tools/</w:t>
+        </w:r>
+      </w:hyperlink>
+    </w:p>
+    <w:p>
+      <w:pPr>
+        <w:spacing w:before="240" w:after="140"/>
+        <w:rPr>
+          <w:rFonts w:ascii="Times New Roman" w:eastAsia="Times New Roman" w:hAnsi="Symbol" w:cs="Times New Roman"/>
+          <w:sz w:val="24"/>
+          <w:szCs w:val="24"/>
+        </w:rPr>
+      </w:pPr>
+    </w:p>
+    <w:p>
+      <w:pPr>
+        <w:spacing w:before="240" w:after="140"/>
+      </w:pPr>
     </w:p>
     <w:p>
       <w:pPr>
@@ -2472,8 +2006,9 @@
         </w:numPr>
         <w:spacing w:before="0" w:after="140"/>
       </w:pPr>
-      <w:bookmarkStart w:id="2" w:name="_cch1vltulvr" w:colFirst="0" w:colLast="0"/>
-      <w:bookmarkEnd w:id="2"/>
+      <w:bookmarkStart w:id="5" w:name="_cch1vltulvr" w:colFirst="0" w:colLast="0"/>
+      <w:bookmarkEnd w:id="4"/>
+      <w:bookmarkEnd w:id="5"/>
       <w:proofErr w:type="spellStart"/>
       <w:r>
         <w:lastRenderedPageBreak/>
@@ -2499,6 +2034,7 @@
           <w:lang w:val="en-US"/>
         </w:rPr>
       </w:pPr>
+      <w:bookmarkStart w:id="6" w:name="_Hlk200977053"/>
       <w:proofErr w:type="gramStart"/>
       <w:r>
         <w:rPr>
@@ -3140,6 +2676,7 @@
       </w:r>
       <w:proofErr w:type="spellEnd"/>
     </w:p>
+    <w:bookmarkEnd w:id="6"/>
     <w:p>
       <w:pPr>
         <w:spacing w:before="100" w:beforeAutospacing="1" w:after="100" w:afterAutospacing="1" w:line="240" w:lineRule="auto"/>
@@ -3319,8 +2856,8 @@
       </w:r>
     </w:p>
     <w:p>
-      <w:bookmarkStart w:id="3" w:name="_k5q372z1w040" w:colFirst="0" w:colLast="0"/>
-      <w:bookmarkEnd w:id="3"/>
+      <w:bookmarkStart w:id="7" w:name="_k5q372z1w040" w:colFirst="0" w:colLast="0"/>
+      <w:bookmarkEnd w:id="7"/>
     </w:p>
     <w:sectPr>
       <w:pgSz w:w="11906" w:h="16838"/>
@@ -4547,7 +4084,6 @@
   <w:style w:type="character" w:default="1" w:styleId="DefaultParagraphFont">
     <w:name w:val="Default Paragraph Font"/>
     <w:uiPriority w:val="1"/>
-    <w:semiHidden/>
     <w:unhideWhenUsed/>
   </w:style>
   <w:style w:type="table" w:default="1" w:styleId="TableNormal">
